--- a/docs/COIT12204_A4_Report_Tanjim_Ahmed_Mahi.docx
+++ b/docs/COIT12204_A4_Report_Tanjim_Ahmed_Mahi.docx
@@ -3254,20 +3254,19 @@
       </w:r>
     </w:p>
     <w:p>
-      <w:pPr>
-        <w:spacing w:after="120"/>
-      </w:pPr>
       <w:r>
-        <w:rPr>
-          <w:rFonts w:ascii="Calibri" w:hAnsi="Calibri"/>
-        </w:rPr>
-        <w:t>I used GitHub Copilot and Claude (claude.ai) as AI assistance tools during this assessment. Copilot was used inside VS Code for code completion while writing the agent, orchestrator, and test files — mainly for boilerplate Pydantic models and repetitive pytest fixtures. Claude was used to review my code structure, help debug the cancel-flag timeout fix, and review draft sections of this report for clarity and grammar. All design decisions, the system architecture, the evaluation cases and their analysis, the failure explanations, and the improvements are my own work. I wrote and ran all evaluation scripts myself on my own machine, and the log excerpts in this report come from those real runs.</w:t>
+        <w:t xml:space="preserve">I used GitHub Copilot and Claude (claude.ai) as AI assistance tools during this assessment. Copilot was used inside VS Code for code completion while writing the agent, orchestrator, and test files. Claude was used to review code structure, help debug the cancel-flag timeout </w:t>
+      </w:r>
+      <w:proofErr w:type="gramStart"/>
+      <w:r>
+        <w:t>fix, and</w:t>
+      </w:r>
+      <w:proofErr w:type="gramEnd"/>
+      <w:r>
+        <w:t xml:space="preserve"> review draft sections of this report. All design decisions, architecture, evaluation cases and analysis, failure explanations, and improvements are my own work.</w:t>
       </w:r>
     </w:p>
     <w:p>
-      <w:pPr>
-        <w:pStyle w:val="Heading1"/>
-      </w:pPr>
       <w:r>
         <w:rPr>
           <w:rFonts w:ascii="Calibri" w:hAnsi="Calibri"/>

--- a/docs/COIT12204_A4_Report_Tanjim_Ahmed_Mahi.docx
+++ b/docs/COIT12204_A4_Report_Tanjim_Ahmed_Mahi.docx
@@ -89,6 +89,21 @@
       <w:pPr>
         <w:jc w:val="center"/>
       </w:pPr>
+      <w:r>
+        <w:t>Git</w:t>
+      </w:r>
+      <w:r>
+        <w:t xml:space="preserve"> </w:t>
+      </w:r>
+      <w:r>
+        <w:t>repository</w:t>
+      </w:r>
+      <w:r>
+        <w:t xml:space="preserve">: </w:t>
+      </w:r>
+      <w:r>
+        <w:t>https://github.com/tanjimahmedmahi1234/expense-agent-a4</w:t>
+      </w:r>
     </w:p>
     <w:p>
       <w:r>

--- a/docs/COIT12204_A4_Report_Tanjim_Ahmed_Mahi.docx
+++ b/docs/COIT12204_A4_Report_Tanjim_Ahmed_Mahi.docx
@@ -70,6 +70,9 @@
     <w:p>
       <w:pPr>
         <w:jc w:val="center"/>
+        <w:rPr>
+          <w:rFonts w:ascii="Calibri" w:hAnsi="Calibri"/>
+        </w:rPr>
       </w:pPr>
       <w:r>
         <w:rPr>
@@ -84,6 +87,11 @@
         </w:rPr>
         <w:t>COIT12204 AI-Assisted Software Development</w:t>
       </w:r>
+    </w:p>
+    <w:p>
+      <w:pPr>
+        <w:jc w:val="center"/>
+      </w:pPr>
     </w:p>
     <w:p>
       <w:pPr>
